--- a/pr-preview/pr-424/linear-algebra-direct-sums.docx
+++ b/pr-preview/pr-424/linear-algebra-direct-sums.docx
@@ -15,7 +15,7 @@
         <w:pStyle w:val="Date"/>
       </w:pPr>
       <w:r>
-        <w:t xml:space="preserve">Last modified: 2026-10-19 13:26:01 (PDT)</w:t>
+        <w:t xml:space="preserve">Last modified: 2026-10-19 23:35:06 (PDT)</w:t>
       </w:r>
     </w:p>
     <w:bookmarkStart w:id="47" w:name="sec-direct-sums"/>
@@ -251,11 +251,86 @@
                 <w:rPr>
                   <w:rStyle w:val="Hyperlink"/>
                 </w:rPr>
-                <w:t xml:space="preserve">Theorem 8 in Column Space, Null Space and Rank-Nullity</w:t>
+                <w:t xml:space="preserve">Theorem 7 in Column Space, Null Space and Rank-Nullity</w:t>
               </w:r>
             </w:hyperlink>
             <w:r>
               <w:t xml:space="preserve">) instead.</w:t>
+            </w:r>
+            <w:r>
+              <w:t xml:space="preserve"> </w:t>
+            </w:r>
+            <w:r>
+              <w:t xml:space="preserve">The source defines the orthogonal complement inside an ambient vector space</w:t>
+            </w:r>
+            <w:r>
+              <w:t xml:space="preserve"> </w:t>
+            </w:r>
+            <m:oMath>
+              <m:r>
+                <m:t>V</m:t>
+              </m:r>
+              <m:r>
+                <m:rPr>
+                  <m:sty m:val="p"/>
+                </m:rPr>
+                <m:t>⊆</m:t>
+              </m:r>
+              <m:sSup>
+                <m:e>
+                  <m:r>
+                    <m:rPr>
+                      <m:scr m:val="double-struck"/>
+                      <m:sty m:val="p"/>
+                    </m:rPr>
+                    <m:t>R</m:t>
+                  </m:r>
+                </m:e>
+                <m:sup>
+                  <m:r>
+                    <m:t>m</m:t>
+                  </m:r>
+                </m:sup>
+              </m:sSup>
+            </m:oMath>
+            <w:r>
+              <w:t xml:space="preserve">;</w:t>
+            </w:r>
+            <w:r>
+              <w:t xml:space="preserve"> </w:t>
+            </w:r>
+            <w:r>
+              <w:t xml:space="preserve">here the ambient space is always</w:t>
+            </w:r>
+            <w:r>
+              <w:t xml:space="preserve"> </w:t>
+            </w:r>
+            <m:oMath>
+              <m:sSup>
+                <m:e>
+                  <m:r>
+                    <m:rPr>
+                      <m:scr m:val="double-struck"/>
+                      <m:sty m:val="p"/>
+                    </m:rPr>
+                    <m:t>R</m:t>
+                  </m:r>
+                </m:e>
+                <m:sup>
+                  <m:r>
+                    <m:t>p</m:t>
+                  </m:r>
+                </m:sup>
+              </m:sSup>
+            </m:oMath>
+            <w:r>
+              <w:t xml:space="preserve">,</w:t>
+            </w:r>
+            <w:r>
+              <w:t xml:space="preserve"> </w:t>
+            </w:r>
+            <w:r>
+              <w:t xml:space="preserve">which is all that the fundamental theorem and the projections need.</w:t>
             </w:r>
           </w:p>
           <w:p/>
@@ -8532,7 +8607,7 @@
                   <m:nor/>
                   <m:sty m:val="p"/>
                 </m:rPr>
-                <m:t>Theorem 7 in Column Space, Null Space and Rank-Nullity</m:t>
+                <m:t>Theorem 6 in Column Space, Null Space and Rank-Nullity</m:t>
               </m:r>
               <m:r>
                 <m:rPr>
@@ -8884,7 +8959,7 @@
                   <m:nor/>
                   <m:sty m:val="p"/>
                 </m:rPr>
-                <m:t>Theorem 7 in Column Space, Null Space and Rank-Nullity</m:t>
+                <m:t>Theorem 6 in Column Space, Null Space and Rank-Nullity</m:t>
               </m:r>
               <m:r>
                 <m:rPr>
@@ -9309,7 +9384,7 @@
           <w:rPr>
             <w:rStyle w:val="Hyperlink"/>
           </w:rPr>
-          <w:t xml:space="preserve">Example 13 in Column Space, Null Space and Rank-Nullity</w:t>
+          <w:t xml:space="preserve">Example 12 in Column Space, Null Space and Rank-Nullity</w:t>
         </w:r>
       </w:hyperlink>
       <w:r>
@@ -20441,7 +20516,7 @@
                   <m:nor/>
                   <m:sty m:val="p"/>
                 </m:rPr>
-                <m:t>Theorem 8 in Column Space, Null Space and Rank-Nullity</m:t>
+                <m:t>Theorem 7 in Column Space, Null Space and Rank-Nullity</m:t>
               </m:r>
               <m:r>
                 <m:rPr>
@@ -20547,7 +20622,7 @@
                   <m:nor/>
                   <m:sty m:val="p"/>
                 </m:rPr>
-                <m:t>Theorem 10 in Column Space, Null Space and Rank-Nullity</m:t>
+                <m:t>Theorem 9 in Column Space, Null Space and Rank-Nullity</m:t>
               </m:r>
               <m:r>
                 <m:rPr>
@@ -20641,7 +20716,7 @@
                   <m:nor/>
                   <m:sty m:val="p"/>
                 </m:rPr>
-                <m:t>Theorem 7 in Column Space, Null Space and Rank-Nullity</m:t>
+                <m:t>Theorem 6 in Column Space, Null Space and Rank-Nullity</m:t>
               </m:r>
               <m:r>
                 <m:rPr>
@@ -26720,7 +26795,7 @@
           <w:rPr>
             <w:rStyle w:val="Hyperlink"/>
           </w:rPr>
-          <w:t xml:space="preserve">Theorem 7 in Column Space, Null Space and Rank-Nullity</w:t>
+          <w:t xml:space="preserve">Theorem 6 in Column Space, Null Space and Rank-Nullity</w:t>
         </w:r>
       </w:hyperlink>
       <w:r>
@@ -26846,7 +26921,7 @@
           <w:rPr>
             <w:rStyle w:val="Hyperlink"/>
           </w:rPr>
-          <w:t xml:space="preserve">Theorem 7 in Column Space, Null Space and Rank-Nullity</w:t>
+          <w:t xml:space="preserve">Theorem 6 in Column Space, Null Space and Rank-Nullity</w:t>
         </w:r>
       </w:hyperlink>
       <w:r>
@@ -26880,7 +26955,7 @@
           <w:rPr>
             <w:rStyle w:val="Hyperlink"/>
           </w:rPr>
-          <w:t xml:space="preserve">Theorem 10 in Column Space, Null Space and Rank-Nullity</w:t>
+          <w:t xml:space="preserve">Theorem 9 in Column Space, Null Space and Rank-Nullity</w:t>
         </w:r>
       </w:hyperlink>
       <w:r>
@@ -27018,7 +27093,7 @@
           <w:rPr>
             <w:rStyle w:val="Hyperlink"/>
           </w:rPr>
-          <w:t xml:space="preserve">Theorem 8 in Column Space, Null Space and Rank-Nullity</w:t>
+          <w:t xml:space="preserve">Theorem 7 in Column Space, Null Space and Rank-Nullity</w:t>
         </w:r>
       </w:hyperlink>
       <w:r>
@@ -27317,7 +27392,7 @@
           <w:rPr>
             <w:rStyle w:val="Hyperlink"/>
           </w:rPr>
-          <w:t xml:space="preserve">Example 11 in Column Space, Null Space and Rank-Nullity</w:t>
+          <w:t xml:space="preserve">Example 10 in Column Space, Null Space and Rank-Nullity</w:t>
         </w:r>
       </w:hyperlink>
       <w:r>
@@ -27702,7 +27777,7 @@
           <w:rPr>
             <w:rStyle w:val="Hyperlink"/>
           </w:rPr>
-          <w:t xml:space="preserve">Example 12 in Column Space, Null Space and Rank-Nullity</w:t>
+          <w:t xml:space="preserve">Example 11 in Column Space, Null Space and Rank-Nullity</w:t>
         </w:r>
       </w:hyperlink>
       <w:r>
